--- a/templates/packing.docx
+++ b/templates/packing.docx
@@ -181,7 +181,7 @@
       <w:pPr>
         <w:tabs>
           <w:tab w:val="left" w:pos="4140"/>
-          <w:tab w:val="right" w:pos="9180"/>
+          <w:tab w:val="right" w:pos="8280"/>
         </w:tabs>
         <w:spacing w:after="0"/>
         <w:rPr>
@@ -210,13 +210,19 @@
           <w:szCs w:val="32"/>
         </w:rPr>
         <w:tab/>
-        <w:t>INVOICE</w:t>
       </w:r>
       <w:r>
         <w:rPr>
           <w:sz w:val="24"/>
           <w:szCs w:val="32"/>
         </w:rPr>
+        <w:t>INVOICE</w:t>
+      </w:r>
+      <w:r>
+        <w:rPr>
+          <w:sz w:val="24"/>
+          <w:szCs w:val="32"/>
+        </w:rPr>
         <w:tab/>
       </w:r>
     </w:p>
@@ -224,7 +230,8 @@
       <w:pPr>
         <w:tabs>
           <w:tab w:val="left" w:pos="4140"/>
-          <w:tab w:val="left" w:pos="6660"/>
+          <w:tab w:val="left" w:pos="7470"/>
+          <w:tab w:val="left" w:pos="8370"/>
         </w:tabs>
         <w:spacing w:after="0"/>
         <w:rPr>
@@ -253,12 +260,43 @@
         </w:rPr>
         <w:t>{CUSTOMER}</w:t>
       </w:r>
+      <w:r>
+        <w:rPr>
+          <w:sz w:val="18"/>
+          <w:szCs w:val="22"/>
+        </w:rPr>
+        <w:tab/>
+      </w:r>
+      <w:r>
+        <w:rPr>
+          <w:b/>
+          <w:bCs/>
+          <w:sz w:val="18"/>
+          <w:szCs w:val="22"/>
+        </w:rPr>
+        <w:t>DATE</w:t>
+      </w:r>
+      <w:r>
+        <w:rPr>
+          <w:b/>
+          <w:bCs/>
+          <w:sz w:val="18"/>
+          <w:szCs w:val="22"/>
+        </w:rPr>
+        <w:tab/>
+      </w:r>
+      <w:r>
+        <w:rPr>
+          <w:sz w:val="18"/>
+          <w:szCs w:val="22"/>
+        </w:rPr>
+        <w:t>{DATE}</w:t>
+      </w:r>
     </w:p>
     <w:p>
       <w:pPr>
         <w:tabs>
           <w:tab w:val="left" w:pos="4140"/>
-          <w:tab w:val="left" w:pos="6660"/>
         </w:tabs>
         <w:spacing w:after="0"/>
         <w:rPr>
@@ -286,6 +324,13 @@
           <w:szCs w:val="22"/>
         </w:rPr>
         <w:t>{CUSTOMER_ADDRESS}</w:t>
+      </w:r>
+      <w:r>
+        <w:rPr>
+          <w:sz w:val="18"/>
+          <w:szCs w:val="22"/>
+        </w:rPr>
+        <w:tab/>
       </w:r>
     </w:p>
     <w:p>
